--- a/Computer Engineering, Software Engineering, Computer systems & their softwares/Annexes/CVs/CV_Department of Mathematical Modeling and Computer Science/CV inglizcha Amirkulov.Ch.J..docx
+++ b/Computer Engineering, Software Engineering, Computer systems & their softwares/Annexes/CVs/CV_Department of Mathematical Modeling and Computer Science/CV inglizcha Amirkulov.Ch.J..docx
@@ -843,7 +843,7 @@
                 <w:bCs/>
                 <w:iCs/>
               </w:rPr>
-              <w:t>Bachelor</w:t>
+              <w:t>Bakalavr</w:t>
             </w:r>
           </w:p>
         </w:tc>
@@ -1009,7 +1009,7 @@
                 <w:bCs/>
                 <w:iCs/>
               </w:rPr>
-              <w:t>Master</w:t>
+              <w:t>Magistr</w:t>
             </w:r>
           </w:p>
         </w:tc>
@@ -1424,14 +1424,13 @@
                 <w:rFonts w:asciiTheme="minorBidi" w:hAnsiTheme="minorBidi"/>
                 <w:lang w:val="en-US"/>
               </w:rPr>
-              <w:t>T</w:t>
-            </w:r>
-            <w:r>
-              <w:rPr>
-                <w:rFonts w:asciiTheme="minorBidi" w:hAnsiTheme="minorBidi"/>
-                <w:lang w:val="en-US"/>
-              </w:rPr>
-              <w:t>eacher</w:t>
+              <w:t>O'qituvchi</w:t>
+            </w:r>
+            <w:r>
+              <w:rPr>
+                <w:rFonts w:asciiTheme="minorBidi" w:hAnsiTheme="minorBidi"/>
+                <w:lang w:val="en-US"/>
+              </w:rPr>
             </w:r>
           </w:p>
         </w:tc>
@@ -1572,7 +1571,7 @@
                 <w:rFonts w:asciiTheme="minorBidi" w:hAnsiTheme="minorBidi"/>
                 <w:lang w:val="en-US"/>
               </w:rPr>
-              <w:t>Teacher</w:t>
+              <w:t>O'qituvchi</w:t>
             </w:r>
           </w:p>
         </w:tc>
@@ -1789,7 +1788,7 @@
                 <w:rFonts w:asciiTheme="minorBidi" w:hAnsiTheme="minorBidi"/>
                 <w:lang w:val="en-US"/>
               </w:rPr>
-              <w:t>Teacher</w:t>
+              <w:t>O'qituvchi</w:t>
             </w:r>
           </w:p>
         </w:tc>
@@ -1926,15 +1925,14 @@
                 <w:rFonts w:asciiTheme="minorBidi" w:hAnsiTheme="minorBidi"/>
                 <w:lang w:val="en-US"/>
               </w:rPr>
-              <w:t>Termez</w:t>
-            </w:r>
-            <w:proofErr w:type="spellEnd"/>
-            <w:r>
-              <w:rPr>
-                <w:rFonts w:asciiTheme="minorBidi" w:hAnsiTheme="minorBidi"/>
-                <w:lang w:val="en-US"/>
-              </w:rPr>
-              <w:t xml:space="preserve"> State University</w:t>
+              <w:t>Termiz davlat universiteti</w:t>
+            </w:r>
+            <w:proofErr w:type="spellEnd"/>
+            <w:r>
+              <w:rPr>
+                <w:rFonts w:asciiTheme="minorBidi" w:hAnsiTheme="minorBidi"/>
+                <w:lang w:val="en-US"/>
+              </w:rPr>
             </w:r>
           </w:p>
         </w:tc>
@@ -1999,7 +1997,7 @@
                 <w:rFonts w:asciiTheme="minorBidi" w:hAnsiTheme="minorBidi"/>
                 <w:lang w:val="en-US"/>
               </w:rPr>
-              <w:t>Teacher</w:t>
+              <w:t>O'qituvchi</w:t>
             </w:r>
           </w:p>
         </w:tc>
@@ -2031,15 +2029,14 @@
                 <w:rFonts w:asciiTheme="minorBidi" w:hAnsiTheme="minorBidi"/>
                 <w:lang w:val="en-US"/>
               </w:rPr>
-              <w:t>Termez</w:t>
-            </w:r>
-            <w:proofErr w:type="spellEnd"/>
-            <w:r>
-              <w:rPr>
-                <w:rFonts w:asciiTheme="minorBidi" w:hAnsiTheme="minorBidi"/>
-                <w:lang w:val="en-US"/>
-              </w:rPr>
-              <w:t xml:space="preserve"> State University</w:t>
+              <w:t>Termiz davlat universiteti</w:t>
+            </w:r>
+            <w:proofErr w:type="spellEnd"/>
+            <w:r>
+              <w:rPr>
+                <w:rFonts w:asciiTheme="minorBidi" w:hAnsiTheme="minorBidi"/>
+                <w:lang w:val="en-US"/>
+              </w:rPr>
             </w:r>
           </w:p>
         </w:tc>
@@ -2667,7 +2664,7 @@
                 <w:b/>
                 <w:bCs/>
               </w:rPr>
-              <w:t>SCIENTIFIC ARTICLES AND PUBLICATIONS (LAST 5 YEARS)</w:t>
+              <w:t>ILMIY MAQOLALAR VA NASHRLAR (SO'NGGI 5 YIL)</w:t>
             </w:r>
           </w:p>
           <w:p>
